--- a/BlankjobsheetUpdated.docx
+++ b/BlankjobsheetUpdated.docx
@@ -19,8 +19,8 @@
         </w:rPr>
       </w:pPr>
       <w:r>
-        <w:object w:dxaOrig="3563" w:dyaOrig="1477">
-          <v:rect xmlns:o="urn:schemas-microsoft-com:office:office" xmlns:v="urn:schemas-microsoft-com:vml" id="rectole0000000000" style="width:178.150000pt;height:73.850000pt" o:preferrelative="t" o:ole="">
+        <w:object w:dxaOrig="3603" w:dyaOrig="1498">
+          <v:rect xmlns:o="urn:schemas-microsoft-com:office:office" xmlns:v="urn:schemas-microsoft-com:vml" id="rectole0000000000" style="width:180.150000pt;height:74.900000pt" o:preferrelative="t" o:ole="">
             <o:lock v:ext="edit"/>
             <v:imagedata xmlns:r="http://schemas.openxmlformats.org/officeDocument/2006/relationships" r:id="docRId1" o:title=""/>
           </v:rect>
@@ -2658,7 +2658,7 @@
                 <w:sz w:val="22"/>
                 <w:shd w:fill="auto" w:val="clear"/>
               </w:rPr>
-              <w:t xml:space="preserve">{#materials}</w:t>
+              <w:t xml:space="preserve">{#materials}{item}</w:t>
             </w:r>
           </w:p>
         </w:tc>
@@ -2689,7 +2689,6 @@
                 <w:spacing w:val="0"/>
                 <w:position w:val="0"/>
                 <w:sz w:val="22"/>
-                <w:shd w:fill="auto" w:val="clear"/>
               </w:rPr>
             </w:pPr>
             <w:r>
@@ -2732,7 +2731,6 @@
                 <w:spacing w:val="0"/>
                 <w:position w:val="0"/>
                 <w:sz w:val="22"/>
-                <w:shd w:fill="auto" w:val="clear"/>
               </w:rPr>
             </w:pPr>
             <w:r>
@@ -2839,7 +2837,6 @@
                 <w:spacing w:val="0"/>
                 <w:position w:val="0"/>
                 <w:sz w:val="22"/>
-                <w:shd w:fill="auto" w:val="clear"/>
               </w:rPr>
             </w:pPr>
             <w:r>

--- a/BlankjobsheetUpdated.docx
+++ b/BlankjobsheetUpdated.docx
@@ -19,8 +19,8 @@
         </w:rPr>
       </w:pPr>
       <w:r>
-        <w:object w:dxaOrig="3644" w:dyaOrig="1518">
-          <v:rect xmlns:o="urn:schemas-microsoft-com:office:office" xmlns:v="urn:schemas-microsoft-com:vml" id="rectole0000000000" style="width:182.200000pt;height:75.900000pt" o:preferrelative="t" o:ole="">
+        <w:object w:dxaOrig="3685" w:dyaOrig="1538">
+          <v:rect xmlns:o="urn:schemas-microsoft-com:office:office" xmlns:v="urn:schemas-microsoft-com:vml" id="rectole0000000000" style="width:184.250000pt;height:76.900000pt" o:preferrelative="t" o:ole="">
             <o:lock v:ext="edit"/>
             <v:imagedata xmlns:r="http://schemas.openxmlformats.org/officeDocument/2006/relationships" r:id="docRId1" o:title=""/>
           </v:rect>
@@ -1146,17 +1146,6 @@
                 <w:sz w:val="22"/>
                 <w:shd w:fill="auto" w:val="clear"/>
               </w:rPr>
-              <w:t xml:space="preserve">{/times}</w:t>
-            </w:r>
-            <w:r>
-              <w:rPr>
-                <w:rFonts w:ascii="Calibri" w:hAnsi="Calibri" w:cs="Calibri" w:eastAsia="Calibri"/>
-                <w:color w:val="auto"/>
-                <w:spacing w:val="0"/>
-                <w:position w:val="0"/>
-                <w:sz w:val="22"/>
-                <w:shd w:fill="auto" w:val="clear"/>
-              </w:rPr>
               <w:t xml:space="preserve">{date}</w:t>
             </w:r>
           </w:p>
@@ -1413,17 +1402,6 @@
                 <w:shd w:fill="auto" w:val="clear"/>
               </w:rPr>
             </w:pPr>
-            <w:r>
-              <w:rPr>
-                <w:rFonts w:ascii="Calibri" w:hAnsi="Calibri" w:cs="Calibri" w:eastAsia="Calibri"/>
-                <w:color w:val="auto"/>
-                <w:spacing w:val="0"/>
-                <w:position w:val="0"/>
-                <w:sz w:val="22"/>
-                <w:shd w:fill="auto" w:val="clear"/>
-              </w:rPr>
-              <w:t xml:space="preserve">{/times}</w:t>
-            </w:r>
           </w:p>
         </w:tc>
       </w:tr>
